--- a/pdf/PULSE-SAD-001_System_Architecture.docx
+++ b/pdf/PULSE-SAD-001_System_Architecture.docx
@@ -599,6 +599,14 @@
       </w:pPr>
       <w:r>
         <w:t xml:space="preserve">It is a system-level description. Per-component software architecture (SWAD) is deferred to sprint 2 for the cluster and the providers.</w:t>
+      </w:r>
+    </w:p>
+    <w:p>
+      <w:pPr>
+        <w:pStyle w:val="BodyText"/>
+      </w:pPr>
+      <w:r>
+        <w:t xml:space="preserve">Abbreviations used here are defined in the glossary, PULSE-StRS-001 section 8.</w:t>
       </w:r>
     </w:p>
     <w:p>
@@ -3005,7 +3013,348 @@
         <w:pStyle w:val="FirstParagraph"/>
       </w:pPr>
       <w:r>
-        <w:t xml:space="preserve">A wheel-speed frame arrives on SPI, the provider decodes it with the DBC and renames it to a VSS path, the broker validates and stores it, and every subscriber is pushed the new value over its open gRPC stream. gRPC exists only above the abstraction line; below it there is no RPC at all.</w:t>
+        <w:t xml:space="preserve">Follow one value, a road speed of 87.4 km/h, from the wire to the dial. It travels as</w:t>
+      </w:r>
+      <w:r>
+        <w:t xml:space="preserve"> </w:t>
+      </w:r>
+      <w:r>
+        <w:rPr>
+          <w:rStyle w:val="VerbatimChar"/>
+        </w:rPr>
+        <w:t xml:space="preserve">Vehicle.Speed</w:t>
+      </w:r>
+      <w:r>
+        <w:t xml:space="preserve">, which appendix A defines as a</w:t>
+      </w:r>
+      <w:r>
+        <w:t xml:space="preserve"> </w:t>
+      </w:r>
+      <w:r>
+        <w:rPr>
+          <w:rStyle w:val="VerbatimChar"/>
+        </w:rPr>
+        <w:t xml:space="preserve">float</w:t>
+      </w:r>
+      <w:r>
+        <w:t xml:space="preserve"> </w:t>
+      </w:r>
+      <w:r>
+        <w:t xml:space="preserve">in km/h. Today the simulator enters at step 3; steps 1 and 2 are the sprint 3 CAN provider.</w:t>
+      </w:r>
+    </w:p>
+    <w:tbl>
+      <w:tblPr>
+        <w:tblStyle w:val="Table"/>
+        <w:tblW w:type="pct" w:w="5000.0"/>
+        <w:tblLook w:firstRow="1"/>
+      </w:tblPr>
+      <w:tblGrid>
+        <w:gridCol w:w="465"/>
+        <w:gridCol w:w="4658"/>
+        <w:gridCol w:w="2795"/>
+      </w:tblGrid>
+      <w:tr>
+        <w:trPr>
+          <w:cnfStyle w:firstRow="1"/>
+        </w:trPr>
+        <w:tc>
+          <w:tcPr>
+            <w:tcBorders>
+              <w:bottom w:val="single"/>
+            </w:tcBorders>
+            <w:vAlign w:val="bottom"/>
+          </w:tcPr>
+          <w:p>
+            <w:pPr>
+              <w:pStyle w:val="Compact"/>
+              <w:jc w:val="left"/>
+            </w:pPr>
+            <w:r>
+              <w:t xml:space="preserve">Step</w:t>
+            </w:r>
+          </w:p>
+        </w:tc>
+        <w:tc>
+          <w:tcPr>
+            <w:tcBorders>
+              <w:bottom w:val="single"/>
+            </w:tcBorders>
+            <w:vAlign w:val="bottom"/>
+          </w:tcPr>
+          <w:p>
+            <w:pPr>
+              <w:pStyle w:val="Compact"/>
+              <w:jc w:val="left"/>
+            </w:pPr>
+            <w:r>
+              <w:t xml:space="preserve">What happens</w:t>
+            </w:r>
+          </w:p>
+        </w:tc>
+        <w:tc>
+          <w:tcPr>
+            <w:tcBorders>
+              <w:bottom w:val="single"/>
+            </w:tcBorders>
+            <w:vAlign w:val="bottom"/>
+          </w:tcPr>
+          <w:p>
+            <w:pPr>
+              <w:pStyle w:val="Compact"/>
+              <w:jc w:val="left"/>
+            </w:pPr>
+            <w:r>
+              <w:t xml:space="preserve">What the value is here</w:t>
+            </w:r>
+          </w:p>
+        </w:tc>
+      </w:tr>
+      <w:tr>
+        <w:tc>
+          <w:p>
+            <w:pPr>
+              <w:pStyle w:val="Compact"/>
+              <w:jc w:val="left"/>
+            </w:pPr>
+            <w:r>
+              <w:t xml:space="preserve">1</w:t>
+            </w:r>
+          </w:p>
+        </w:tc>
+        <w:tc>
+          <w:p>
+            <w:pPr>
+              <w:pStyle w:val="Compact"/>
+              <w:jc w:val="left"/>
+            </w:pPr>
+            <w:r>
+              <w:t xml:space="preserve">The powertrain ECU puts the frame carrying</w:t>
+            </w:r>
+            <w:r>
+              <w:t xml:space="preserve"> </w:t>
+            </w:r>
+            <w:r>
+              <w:rPr>
+                <w:rStyle w:val="VerbatimChar"/>
+              </w:rPr>
+              <w:t xml:space="preserve">PT_VehicleSpeed</w:t>
+            </w:r>
+            <w:r>
+              <w:t xml:space="preserve"> </w:t>
+            </w:r>
+            <w:r>
+              <w:t xml:space="preserve">on the bus. SocketCAN hands the raw bytes to user space</w:t>
+            </w:r>
+          </w:p>
+        </w:tc>
+        <w:tc>
+          <w:p>
+            <w:pPr>
+              <w:pStyle w:val="Compact"/>
+              <w:jc w:val="left"/>
+            </w:pPr>
+            <w:r>
+              <w:t xml:space="preserve">Raw bus bytes, meaningless on their own</w:t>
+            </w:r>
+          </w:p>
+        </w:tc>
+      </w:tr>
+      <w:tr>
+        <w:tc>
+          <w:p>
+            <w:pPr>
+              <w:pStyle w:val="Compact"/>
+              <w:jc w:val="left"/>
+            </w:pPr>
+            <w:r>
+              <w:t xml:space="preserve">2</w:t>
+            </w:r>
+          </w:p>
+        </w:tc>
+        <w:tc>
+          <w:p>
+            <w:pPr>
+              <w:pStyle w:val="Compact"/>
+              <w:jc w:val="left"/>
+            </w:pPr>
+            <w:r>
+              <w:t xml:space="preserve">The provider applies the scale and offset the DBC defines for that signal, then maps it to a catalogue path. The mapping and its 100 ms interval are in</w:t>
+            </w:r>
+            <w:r>
+              <w:t xml:space="preserve"> </w:t>
+            </w:r>
+            <w:r>
+              <w:rPr>
+                <w:rStyle w:val="VerbatimChar"/>
+              </w:rPr>
+              <w:t xml:space="preserve">vss/agl_vss_overlay.vspec</w:t>
+            </w:r>
+          </w:p>
+        </w:tc>
+        <w:tc>
+          <w:p>
+            <w:pPr>
+              <w:pStyle w:val="Compact"/>
+              <w:jc w:val="left"/>
+            </w:pPr>
+            <w:r>
+              <w:t xml:space="preserve">A number, 87.4, now named</w:t>
+            </w:r>
+            <w:r>
+              <w:t xml:space="preserve"> </w:t>
+            </w:r>
+            <w:r>
+              <w:rPr>
+                <w:rStyle w:val="VerbatimChar"/>
+              </w:rPr>
+              <w:t xml:space="preserve">Vehicle.Speed</w:t>
+            </w:r>
+          </w:p>
+        </w:tc>
+      </w:tr>
+      <w:tr>
+        <w:tc>
+          <w:p>
+            <w:pPr>
+              <w:pStyle w:val="Compact"/>
+              <w:jc w:val="left"/>
+            </w:pPr>
+            <w:r>
+              <w:t xml:space="preserve">3</w:t>
+            </w:r>
+          </w:p>
+        </w:tc>
+        <w:tc>
+          <w:p>
+            <w:pPr>
+              <w:pStyle w:val="Compact"/>
+              <w:jc w:val="left"/>
+            </w:pPr>
+            <w:r>
+              <w:t xml:space="preserve">The provider publishes to the broker over gRPC. Today</w:t>
+            </w:r>
+            <w:r>
+              <w:t xml:space="preserve"> </w:t>
+            </w:r>
+            <w:r>
+              <w:rPr>
+                <w:rStyle w:val="VerbatimChar"/>
+              </w:rPr>
+              <w:t xml:space="preserve">emulator/telemetry_sim.py</w:t>
+            </w:r>
+            <w:r>
+              <w:t xml:space="preserve"> </w:t>
+            </w:r>
+            <w:r>
+              <w:t xml:space="preserve">sets the same path at 10 Hz instead</w:t>
+            </w:r>
+          </w:p>
+        </w:tc>
+        <w:tc>
+          <w:p>
+            <w:pPr>
+              <w:pStyle w:val="Compact"/>
+              <w:jc w:val="left"/>
+            </w:pPr>
+            <w:r>
+              <w:rPr>
+                <w:rStyle w:val="VerbatimChar"/>
+              </w:rPr>
+              <w:t xml:space="preserve">Vehicle.Speed</w:t>
+            </w:r>
+            <w:r>
+              <w:t xml:space="preserve"> </w:t>
+            </w:r>
+            <w:r>
+              <w:t xml:space="preserve">= 87.4</w:t>
+            </w:r>
+          </w:p>
+        </w:tc>
+      </w:tr>
+      <w:tr>
+        <w:tc>
+          <w:p>
+            <w:pPr>
+              <w:pStyle w:val="Compact"/>
+              <w:jc w:val="left"/>
+            </w:pPr>
+            <w:r>
+              <w:t xml:space="preserve">4</w:t>
+            </w:r>
+          </w:p>
+        </w:tc>
+        <w:tc>
+          <w:p>
+            <w:pPr>
+              <w:pStyle w:val="Compact"/>
+              <w:jc w:val="left"/>
+            </w:pPr>
+            <w:r>
+              <w:t xml:space="preserve">The broker checks it against the catalogue entry. A wrong type or an out-of-range value is refused and never reaches a consumer (IR-2, CS-5)</w:t>
+            </w:r>
+          </w:p>
+        </w:tc>
+        <w:tc>
+          <w:p>
+            <w:pPr>
+              <w:pStyle w:val="Compact"/>
+              <w:jc w:val="left"/>
+            </w:pPr>
+            <w:r>
+              <w:rPr>
+                <w:rStyle w:val="VerbatimChar"/>
+              </w:rPr>
+              <w:t xml:space="preserve">float</w:t>
+            </w:r>
+            <w:r>
+              <w:t xml:space="preserve">, km/h, in range, accepted</w:t>
+            </w:r>
+          </w:p>
+        </w:tc>
+      </w:tr>
+      <w:tr>
+        <w:tc>
+          <w:p>
+            <w:pPr>
+              <w:pStyle w:val="Compact"/>
+              <w:jc w:val="left"/>
+            </w:pPr>
+            <w:r>
+              <w:t xml:space="preserve">5</w:t>
+            </w:r>
+          </w:p>
+        </w:tc>
+        <w:tc>
+          <w:p>
+            <w:pPr>
+              <w:pStyle w:val="Compact"/>
+              <w:jc w:val="left"/>
+            </w:pPr>
+            <w:r>
+              <w:t xml:space="preserve">Every open subscription is pushed the value with its timestamp</w:t>
+            </w:r>
+          </w:p>
+        </w:tc>
+        <w:tc>
+          <w:p>
+            <w:pPr>
+              <w:pStyle w:val="Compact"/>
+              <w:jc w:val="left"/>
+            </w:pPr>
+            <w:r>
+              <w:t xml:space="preserve">Flutter and Compose both redraw the dial</w:t>
+            </w:r>
+          </w:p>
+        </w:tc>
+      </w:tr>
+    </w:tbl>
+    <w:p>
+      <w:pPr>
+        <w:pStyle w:val="BodyText"/>
+      </w:pPr>
+      <w:r>
+        <w:t xml:space="preserve">Only steps 1 and 2 know that CAN exists. From step 3 on the value is just a named number, and a consumer cannot tell whether it came from a bus, the simulator or a replayed log. Note also where the protocols stop: gRPC exists only above the line, and below it there is no RPC at all.</w:t>
       </w:r>
     </w:p>
     <w:p>
@@ -4993,7 +5342,16 @@
               <w:jc w:val="left"/>
             </w:pPr>
             <w:r>
-              <w:t xml:space="preserve">Violates NFR-8; pin to the 0.7.0 digest in sprint 2</w:t>
+              <w:t xml:space="preserve">Closed: pinned to the 0.7.0 tag and digest in</w:t>
+            </w:r>
+            <w:r>
+              <w:t xml:space="preserve"> </w:t>
+            </w:r>
+            <w:r>
+              <w:rPr>
+                <w:rStyle w:val="VerbatimChar"/>
+              </w:rPr>
+              <w:t xml:space="preserve">scripts/start-databroker.sh</w:t>
             </w:r>
           </w:p>
         </w:tc>

--- a/pdf/PULSE-SAD-001_System_Architecture.docx
+++ b/pdf/PULSE-SAD-001_System_Architecture.docx
@@ -61,7 +61,7 @@
         <w:pStyle w:val="Date"/>
       </w:pPr>
       <w:r>
-        <w:t xml:space="preserve">2026-09-03</w:t>
+        <w:t xml:space="preserve">2026-09-08</w:t>
       </w:r>
     </w:p>
     <w:sdt>
@@ -213,7 +213,7 @@
               <w:jc w:val="left"/>
             </w:pPr>
             <w:r>
-              <w:t xml:space="preserve">1.1</w:t>
+              <w:t xml:space="preserve">1.2</w:t>
             </w:r>
           </w:p>
         </w:tc>
@@ -261,7 +261,7 @@
               <w:jc w:val="left"/>
             </w:pPr>
             <w:r>
-              <w:t xml:space="preserve">2026-09-03</w:t>
+              <w:t xml:space="preserve">2026-09-08</w:t>
             </w:r>
           </w:p>
         </w:tc>
@@ -570,6 +570,52 @@
             </w:pPr>
             <w:r>
               <w:t xml:space="preserve">Layering, worked signal path (new section 5.4), runtime loop, manoeuvre state machine and deployment diagrams added; architecture principle diagram moved to draw.io</w:t>
+            </w:r>
+          </w:p>
+        </w:tc>
+      </w:tr>
+      <w:tr>
+        <w:tc>
+          <w:p>
+            <w:pPr>
+              <w:pStyle w:val="Compact"/>
+              <w:jc w:val="left"/>
+            </w:pPr>
+            <w:r>
+              <w:t xml:space="preserve">1.2</w:t>
+            </w:r>
+          </w:p>
+        </w:tc>
+        <w:tc>
+          <w:p>
+            <w:pPr>
+              <w:pStyle w:val="Compact"/>
+              <w:jc w:val="left"/>
+            </w:pPr>
+            <w:r>
+              <w:t xml:space="preserve">2026-09-08</w:t>
+            </w:r>
+          </w:p>
+        </w:tc>
+        <w:tc>
+          <w:p>
+            <w:pPr>
+              <w:pStyle w:val="Compact"/>
+              <w:jc w:val="left"/>
+            </w:pPr>
+            <w:r>
+              <w:t xml:space="preserve">A. Abdelghany</w:t>
+            </w:r>
+          </w:p>
+        </w:tc>
+        <w:tc>
+          <w:p>
+            <w:pPr>
+              <w:pStyle w:val="Compact"/>
+              <w:jc w:val="left"/>
+            </w:pPr>
+            <w:r>
+              <w:t xml:space="preserve">Section 5.4 worked example now traces one road speed from the bus to the dial with real signal names and values. DD-10 closed: the databroker image is pinned by tag and digest. Glossary pointer added</w:t>
             </w:r>
           </w:p>
         </w:tc>
